--- a/docs/competition/2026-jeju-public-data-ai/04_제주를담다_공공데이터_라이프사이클_사업계획서.docx
+++ b/docs/competition/2026-jeju-public-data-ai/04_제주를담다_공공데이터_라이프사이클_사업계획서.docx
@@ -578,7 +578,7 @@
         </w:rPr>
         <w:t xml:space="preserve">시제품  </w:t>
       </w:r>
-      <w:hyperlink w:history="1" r:id="rIdbbeiqp1qrolln3uumjihb">
+      <w:hyperlink w:history="1" r:id="rId3wvsnbbift1z0a6hfsx-r">
         <w:r>
           <w:rPr>
             <w:rFonts w:ascii="Malgun Gothic" w:cs="Malgun Gothic" w:eastAsia="Malgun Gothic" w:hAnsi="Malgun Gothic"/>
@@ -667,7 +667,7 @@
                 <w:sz w:val="19"/>
                 <w:szCs w:val="19"/>
               </w:rPr>
-              <w:t xml:space="preserve">여행 플랜은 최종 목적이 아니라 공공데이터가 실제 선택과 방문을 거쳐 다시 검증되는 한 사이클입니다.</w:t>
+              <w:t xml:space="preserve">제주 여행을 통해 공공데이터는 실제 선택과 방문 속에서 검증되고, 그 결과는 다시 신뢰 가능한 데이터로 축적됩니다.</w:t>
             </w:r>
           </w:p>
         </w:tc>

--- a/docs/competition/2026-jeju-public-data-ai/04_제주를담다_공공데이터_라이프사이클_사업계획서.docx
+++ b/docs/competition/2026-jeju-public-data-ai/04_제주를담다_공공데이터_라이프사이클_사업계획서.docx
@@ -25,7 +25,7 @@
     <w:p>
       <w:pPr>
         <w:keepNext/>
-        <w:spacing w:after="160" w:before="160"/>
+        <w:spacing w:after="360" w:before="160"/>
         <w:jc w:val="center"/>
       </w:pPr>
       <w:r>
@@ -40,26 +40,6 @@
           <w:szCs w:val="40"/>
         </w:rPr>
         <w:t xml:space="preserve">사 업 계 획 서</w:t>
-      </w:r>
-    </w:p>
-    <w:p>
-      <w:pPr>
-        <w:keepNext/>
-        <w:spacing w:after="360"/>
-        <w:jc w:val="center"/>
-      </w:pPr>
-      <w:r>
-        <w:rPr>
-          <w:rFonts w:ascii="Malgun Gothic" w:cs="Malgun Gothic" w:eastAsia="Malgun Gothic" w:hAnsi="Malgun Gothic"/>
-          <w:b/>
-          <w:bCs/>
-          <w:i w:val="false"/>
-          <w:iCs w:val="false"/>
-          <w:color w:val="F06435"/>
-          <w:sz w:val="22"/>
-          <w:szCs w:val="22"/>
-        </w:rPr>
-        <w:t xml:space="preserve">주최 측 공식 목차 대응 · 기술 중심 전면 개정본 · 제품·서비스 개발 부문</w:t>
       </w:r>
     </w:p>
     <w:tbl>
@@ -578,7 +558,7 @@
         </w:rPr>
         <w:t xml:space="preserve">시제품  </w:t>
       </w:r>
-      <w:hyperlink w:history="1" r:id="rIdpkqbbmqzmix_fbh136wb9">
+      <w:hyperlink w:history="1" r:id="rId5s-ljfkgy4zdkh-fpmecj">
         <w:r>
           <w:rPr>
             <w:rFonts w:ascii="Malgun Gothic" w:cs="Malgun Gothic" w:eastAsia="Malgun Gothic" w:hAnsi="Malgun Gothic"/>
@@ -930,7 +910,7 @@
           <w:sz w:val="23"/>
           <w:szCs w:val="23"/>
         </w:rPr>
-        <w:t xml:space="preserve">1-1. 개발 서비스의 기능 및 특징(우수성)</w:t>
+        <w:t xml:space="preserve">1-1. 개발 서비스의 기능 및 특징</w:t>
       </w:r>
     </w:p>
     <w:p>
@@ -5138,7 +5118,7 @@
           <w:sz w:val="23"/>
           <w:szCs w:val="23"/>
         </w:rPr>
-        <w:t xml:space="preserve">1-2. 공공데이터의 활용 적정성(활용 적정성)</w:t>
+        <w:t xml:space="preserve">1-2. 공공데이터의 활용 적정성</w:t>
       </w:r>
     </w:p>
     <w:p>
@@ -7981,7 +7961,7 @@
           <w:sz w:val="23"/>
           <w:szCs w:val="23"/>
         </w:rPr>
-        <w:t xml:space="preserve">1-3. 기존 서비스와의 차별성 및 독창성(차별성)</w:t>
+        <w:t xml:space="preserve">1-3. 기존 서비스와의 차별성 및 독창성</w:t>
       </w:r>
     </w:p>
     <w:tbl>
@@ -9551,7 +9531,7 @@
           <w:sz w:val="23"/>
           <w:szCs w:val="23"/>
         </w:rPr>
-        <w:t xml:space="preserve">2-1. 개발 제품 및 서비스를 활용한 창업 계획(사업성)</w:t>
+        <w:t xml:space="preserve">2-1. 개발 제품 및 서비스를 활용한 창업 계획</w:t>
       </w:r>
     </w:p>
     <w:p>
@@ -10888,7 +10868,7 @@
           <w:sz w:val="23"/>
           <w:szCs w:val="23"/>
         </w:rPr>
-        <w:t xml:space="preserve">2-2. 개발 제품 및 서비스의 사업화 계획(사업화 계획 우수성)</w:t>
+        <w:t xml:space="preserve">2-2. 개발 제품 및 서비스의 사업화 계획</w:t>
       </w:r>
     </w:p>
     <w:p>
